--- a/Activities/L2 - TIMERS.docx
+++ b/Activities/L2 - TIMERS.docx
@@ -1,7 +1,8 @@
 
 <file path=word/document.xml><?xml version="1.0" encoding="utf-8"?>
-<w:document xmlns:wpc="http://schemas.microsoft.com/office/word/2010/wordprocessingCanvas" xmlns:cx="http://schemas.microsoft.com/office/drawing/2014/chartex" xmlns:cx1="http://schemas.microsoft.com/office/drawing/2015/9/8/chartex" xmlns:cx2="http://schemas.microsoft.com/office/drawing/2015/10/21/chartex" xmlns:cx3="http://schemas.microsoft.com/office/drawing/2016/5/9/chartex" xmlns:cx4="http://schemas.microsoft.com/office/drawing/2016/5/10/chartex" xmlns:cx5="http://schemas.microsoft.com/office/drawing/2016/5/11/chartex" xmlns:cx6="http://schemas.microsoft.com/office/drawing/2016/5/12/chartex" xmlns:cx7="http://schemas.microsoft.com/office/drawing/2016/5/13/chartex" xmlns:cx8="http://schemas.microsoft.com/office/drawing/2016/5/14/chartex" xmlns:mc="http://schemas.openxmlformats.org/markup-compatibility/2006" xmlns:aink="http://schemas.microsoft.com/office/drawing/2016/ink" xmlns:am3d="http://schemas.microsoft.com/office/drawing/2017/model3d" xmlns:o="urn:schemas-microsoft-com:office:office" xmlns:oel="http://schemas.microsoft.com/office/2019/extlst" xmlns:r="http://schemas.openxmlformats.org/officeDocument/2006/relationships" xmlns:m="http://schemas.openxmlformats.org/officeDocument/2006/math" xmlns:v="urn:schemas-microsoft-com:vml" xmlns:wp14="http://schemas.microsoft.com/office/word/2010/wordprocessingDrawing" xmlns:wp="http://schemas.openxmlformats.org/drawingml/2006/wordprocessingDrawing" xmlns:w10="urn:schemas-microsoft-com:office:word" xmlns:w="http://schemas.openxmlformats.org/wordprocessingml/2006/main" xmlns:w14="http://schemas.microsoft.com/office/word/2010/wordml" xmlns:w15="http://schemas.microsoft.com/office/word/2012/wordml" xmlns:w16cex="http://schemas.microsoft.com/office/word/2018/wordml/cex" xmlns:w16cid="http://schemas.microsoft.com/office/word/2016/wordml/cid" xmlns:w16="http://schemas.microsoft.com/office/word/2018/wordml" xmlns:w16du="http://schemas.microsoft.com/office/word/2023/wordml/word16du" xmlns:w16sdtdh="http://schemas.microsoft.com/office/word/2020/wordml/sdtdatahash" xmlns:w16sdtfl="http://schemas.microsoft.com/office/word/2024/wordml/sdtformatlock" xmlns:w16se="http://schemas.microsoft.com/office/word/2015/wordml/symex" xmlns:wpg="http://schemas.microsoft.com/office/word/2010/wordprocessingGroup" xmlns:wpi="http://schemas.microsoft.com/office/word/2010/wordprocessingInk" xmlns:wne="http://schemas.microsoft.com/office/word/2006/wordml" xmlns:wps="http://schemas.microsoft.com/office/word/2010/wordprocessingShape" mc:Ignorable="w14 w15 w16se w16cid w16 w16cex w16sdtdh w16sdtfl w16du wp14">
+<w:document xmlns:wpc="http://schemas.microsoft.com/office/word/2010/wordprocessingCanvas" xmlns:cx="http://schemas.microsoft.com/office/drawing/2014/chartex" xmlns:cx1="http://schemas.microsoft.com/office/drawing/2015/9/8/chartex" xmlns:cx2="http://schemas.microsoft.com/office/drawing/2015/10/21/chartex" xmlns:cx3="http://schemas.microsoft.com/office/drawing/2016/5/9/chartex" xmlns:cx4="http://schemas.microsoft.com/office/drawing/2016/5/10/chartex" xmlns:cx5="http://schemas.microsoft.com/office/drawing/2016/5/11/chartex" xmlns:cx6="http://schemas.microsoft.com/office/drawing/2016/5/12/chartex" xmlns:cx7="http://schemas.microsoft.com/office/drawing/2016/5/13/chartex" xmlns:cx8="http://schemas.microsoft.com/office/drawing/2016/5/14/chartex" xmlns:mc="http://schemas.openxmlformats.org/markup-compatibility/2006" xmlns:aink="http://schemas.microsoft.com/office/drawing/2016/ink" xmlns:am3d="http://schemas.microsoft.com/office/drawing/2017/model3d" xmlns:o="urn:schemas-microsoft-com:office:office" xmlns:oel="http://schemas.microsoft.com/office/2019/extlst" xmlns:r="http://schemas.openxmlformats.org/officeDocument/2006/relationships" xmlns:m="http://schemas.openxmlformats.org/officeDocument/2006/math" xmlns:v="urn:schemas-microsoft-com:vml" xmlns:wp14="http://schemas.microsoft.com/office/word/2010/wordprocessingDrawing" xmlns:wp="http://schemas.openxmlformats.org/drawingml/2006/wordprocessingDrawing" xmlns:w10="urn:schemas-microsoft-com:office:word" xmlns:w="http://schemas.openxmlformats.org/wordprocessingml/2006/main" xmlns:w14="http://schemas.microsoft.com/office/word/2010/wordml" xmlns:w15="http://schemas.microsoft.com/office/word/2012/wordml" xmlns:w16cex="http://schemas.microsoft.com/office/word/2018/wordml/cex" xmlns:w16cid="http://schemas.microsoft.com/office/word/2016/wordml/cid" xmlns:w16="http://schemas.microsoft.com/office/word/2018/wordml" xmlns:w16sdtdh="http://schemas.microsoft.com/office/word/2020/wordml/sdtdatahash" xmlns:w16se="http://schemas.microsoft.com/office/word/2015/wordml/symex" xmlns:wpg="http://schemas.microsoft.com/office/word/2010/wordprocessingGroup" xmlns:wpi="http://schemas.microsoft.com/office/word/2010/wordprocessingInk" xmlns:wne="http://schemas.microsoft.com/office/word/2006/wordml" xmlns:wps="http://schemas.microsoft.com/office/word/2010/wordprocessingShape" mc:Ignorable="w14 w15 w16se w16cid w16 w16cex w16sdtdh wp14">
   <w:body>
+    <w:p/>
     <w:tbl>
       <w:tblPr>
         <w:tblStyle w:val="TableGrid"/>
@@ -42,6 +43,81 @@
                 <w:lang w:val="en-US"/>
               </w:rPr>
             </w:pPr>
+            <w:r>
+              <w:rPr>
+                <w:rFonts w:ascii="Calibri Light" w:hAnsi="Calibri Light" w:cs="Arial"/>
+                <w:sz w:val="20"/>
+                <w:szCs w:val="20"/>
+                <w:lang w:val="en-US"/>
+              </w:rPr>
+              <w:br/>
+            </w:r>
+          </w:p>
+          <w:p>
+            <w:pPr>
+              <w:jc w:val="center"/>
+              <w:rPr>
+                <w:rFonts w:ascii="Calibri Light" w:hAnsi="Calibri Light" w:cs="Arial"/>
+                <w:sz w:val="20"/>
+                <w:szCs w:val="20"/>
+              </w:rPr>
+            </w:pPr>
+            <w:r>
+              <w:rPr>
+                <w:noProof/>
+              </w:rPr>
+              <w:drawing>
+                <wp:inline distT="0" distB="0" distL="0" distR="0" wp14:anchorId="68EDC32F" wp14:editId="37DC2BD6">
+                  <wp:extent cx="1630087" cy="1189809"/>
+                  <wp:effectExtent l="0" t="0" r="8255" b="0"/>
+                  <wp:docPr id="1" name="Picture 1" descr="NUCLEO-H533RE STMicroelectronics | Placas de desarrollo, kits,  programadores | DigiKey"/>
+                  <wp:cNvGraphicFramePr>
+                    <a:graphicFrameLocks xmlns:a="http://schemas.openxmlformats.org/drawingml/2006/main" noChangeAspect="1"/>
+                  </wp:cNvGraphicFramePr>
+                  <a:graphic xmlns:a="http://schemas.openxmlformats.org/drawingml/2006/main">
+                    <a:graphicData uri="http://schemas.openxmlformats.org/drawingml/2006/picture">
+                      <pic:pic xmlns:pic="http://schemas.openxmlformats.org/drawingml/2006/picture">
+                        <pic:nvPicPr>
+                          <pic:cNvPr id="0" name="Picture 1" descr="NUCLEO-H533RE STMicroelectronics | Placas de desarrollo, kits,  programadores | DigiKey"/>
+                          <pic:cNvPicPr>
+                            <a:picLocks noChangeAspect="1" noChangeArrowheads="1"/>
+                          </pic:cNvPicPr>
+                        </pic:nvPicPr>
+                        <pic:blipFill rotWithShape="1">
+                          <a:blip r:embed="rId8" cstate="print">
+                            <a:extLst>
+                              <a:ext uri="{28A0092B-C50C-407E-A947-70E740481C1C}">
+                                <a14:useLocalDpi xmlns:a14="http://schemas.microsoft.com/office/drawing/2010/main" val="0"/>
+                              </a:ext>
+                            </a:extLst>
+                          </a:blip>
+                          <a:srcRect l="7180" t="17837" r="4649" b="17806"/>
+                          <a:stretch/>
+                        </pic:blipFill>
+                        <pic:spPr bwMode="auto">
+                          <a:xfrm>
+                            <a:off x="0" y="0"/>
+                            <a:ext cx="1663318" cy="1214064"/>
+                          </a:xfrm>
+                          <a:prstGeom prst="rect">
+                            <a:avLst/>
+                          </a:prstGeom>
+                          <a:noFill/>
+                          <a:ln>
+                            <a:noFill/>
+                          </a:ln>
+                          <a:extLst>
+                            <a:ext uri="{53640926-AAD7-44D8-BBD7-CCE9431645EC}">
+                              <a14:shadowObscured xmlns:a14="http://schemas.microsoft.com/office/drawing/2010/main"/>
+                            </a:ext>
+                          </a:extLst>
+                        </pic:spPr>
+                      </pic:pic>
+                    </a:graphicData>
+                  </a:graphic>
+                </wp:inline>
+              </w:drawing>
+            </w:r>
           </w:p>
           <w:p>
             <w:pPr>
@@ -297,6 +373,16 @@
               <w:t>________</w:t>
             </w:r>
           </w:p>
+          <w:p>
+            <w:pPr>
+              <w:spacing w:line="360" w:lineRule="auto"/>
+              <w:jc w:val="both"/>
+              <w:rPr>
+                <w:sz w:val="20"/>
+                <w:szCs w:val="20"/>
+              </w:rPr>
+            </w:pPr>
+          </w:p>
         </w:tc>
         <w:tc>
           <w:tcPr>
@@ -396,6 +482,7 @@
         <w:tc>
           <w:tcPr>
             <w:tcW w:w="2946" w:type="dxa"/>
+            <w:vMerge/>
           </w:tcPr>
           <w:p>
             <w:pPr>
@@ -1568,6 +1655,32 @@
     </w:p>
     <w:p>
       <w:pPr>
+        <w:shd w:val="clear" w:color="auto" w:fill="FFFFFF"/>
+        <w:spacing w:after="0" w:line="240" w:lineRule="auto"/>
+        <w:rPr>
+          <w:rFonts w:ascii="Arial Narrow" w:eastAsia="Times New Roman" w:hAnsi="Arial Narrow" w:cs="Times New Roman"/>
+          <w:color w:val="2D3B45"/>
+          <w:sz w:val="24"/>
+          <w:szCs w:val="24"/>
+          <w:lang w:val="en-US" w:eastAsia="es-MX"/>
+        </w:rPr>
+      </w:pPr>
+    </w:p>
+    <w:p>
+      <w:pPr>
+        <w:shd w:val="clear" w:color="auto" w:fill="FFFFFF"/>
+        <w:spacing w:after="0" w:line="240" w:lineRule="auto"/>
+        <w:rPr>
+          <w:rFonts w:ascii="Arial Narrow" w:eastAsia="Times New Roman" w:hAnsi="Arial Narrow" w:cs="Times New Roman"/>
+          <w:color w:val="2D3B45"/>
+          <w:sz w:val="24"/>
+          <w:szCs w:val="24"/>
+          <w:lang w:val="en-US" w:eastAsia="es-MX"/>
+        </w:rPr>
+      </w:pPr>
+    </w:p>
+    <w:p>
+      <w:pPr>
         <w:spacing w:after="0" w:line="240" w:lineRule="auto"/>
         <w:jc w:val="center"/>
         <w:rPr>
@@ -1584,6 +1697,7 @@
           <w:szCs w:val="20"/>
           <w:lang w:val="en-US"/>
         </w:rPr>
+        <w:lastRenderedPageBreak/>
         <w:t>Figure</w:t>
       </w:r>
       <w:r>
@@ -1741,7 +1855,6 @@
           <w:szCs w:val="20"/>
           <w:lang w:val="en-US"/>
         </w:rPr>
-        <w:lastRenderedPageBreak/>
         <w:t>Picture</w:t>
       </w:r>
       <w:r>
@@ -2891,8 +3004,8 @@
       </w:pPr>
     </w:p>
     <w:sectPr>
-      <w:headerReference w:type="default" r:id="rId8"/>
-      <w:footerReference w:type="default" r:id="rId9"/>
+      <w:headerReference w:type="default" r:id="rId9"/>
+      <w:footerReference w:type="default" r:id="rId10"/>
       <w:pgSz w:w="12240" w:h="15840"/>
       <w:pgMar w:top="851" w:right="567" w:bottom="567" w:left="851" w:header="142" w:footer="0" w:gutter="0"/>
       <w:cols w:space="708"/>
@@ -2903,7 +3016,7 @@
 </file>
 
 <file path=word/endnotes.xml><?xml version="1.0" encoding="utf-8"?>
-<w:endnotes xmlns:wpc="http://schemas.microsoft.com/office/word/2010/wordprocessingCanvas" xmlns:cx="http://schemas.microsoft.com/office/drawing/2014/chartex" xmlns:cx1="http://schemas.microsoft.com/office/drawing/2015/9/8/chartex" xmlns:cx2="http://schemas.microsoft.com/office/drawing/2015/10/21/chartex" xmlns:cx3="http://schemas.microsoft.com/office/drawing/2016/5/9/chartex" xmlns:cx4="http://schemas.microsoft.com/office/drawing/2016/5/10/chartex" xmlns:cx5="http://schemas.microsoft.com/office/drawing/2016/5/11/chartex" xmlns:cx6="http://schemas.microsoft.com/office/drawing/2016/5/12/chartex" xmlns:cx7="http://schemas.microsoft.com/office/drawing/2016/5/13/chartex" xmlns:cx8="http://schemas.microsoft.com/office/drawing/2016/5/14/chartex" xmlns:mc="http://schemas.openxmlformats.org/markup-compatibility/2006" xmlns:aink="http://schemas.microsoft.com/office/drawing/2016/ink" xmlns:am3d="http://schemas.microsoft.com/office/drawing/2017/model3d" xmlns:o="urn:schemas-microsoft-com:office:office" xmlns:oel="http://schemas.microsoft.com/office/2019/extlst" xmlns:r="http://schemas.openxmlformats.org/officeDocument/2006/relationships" xmlns:m="http://schemas.openxmlformats.org/officeDocument/2006/math" xmlns:v="urn:schemas-microsoft-com:vml" xmlns:wp14="http://schemas.microsoft.com/office/word/2010/wordprocessingDrawing" xmlns:wp="http://schemas.openxmlformats.org/drawingml/2006/wordprocessingDrawing" xmlns:w10="urn:schemas-microsoft-com:office:word" xmlns:w="http://schemas.openxmlformats.org/wordprocessingml/2006/main" xmlns:w14="http://schemas.microsoft.com/office/word/2010/wordml" xmlns:w15="http://schemas.microsoft.com/office/word/2012/wordml" xmlns:w16cex="http://schemas.microsoft.com/office/word/2018/wordml/cex" xmlns:w16cid="http://schemas.microsoft.com/office/word/2016/wordml/cid" xmlns:w16="http://schemas.microsoft.com/office/word/2018/wordml" xmlns:w16du="http://schemas.microsoft.com/office/word/2023/wordml/word16du" xmlns:w16sdtdh="http://schemas.microsoft.com/office/word/2020/wordml/sdtdatahash" xmlns:w16sdtfl="http://schemas.microsoft.com/office/word/2024/wordml/sdtformatlock" xmlns:w16se="http://schemas.microsoft.com/office/word/2015/wordml/symex" xmlns:wpg="http://schemas.microsoft.com/office/word/2010/wordprocessingGroup" xmlns:wpi="http://schemas.microsoft.com/office/word/2010/wordprocessingInk" xmlns:wne="http://schemas.microsoft.com/office/word/2006/wordml" xmlns:wps="http://schemas.microsoft.com/office/word/2010/wordprocessingShape" mc:Ignorable="w14 w15 w16se w16cid w16 w16cex w16sdtdh w16sdtfl w16du wp14">
+<w:endnotes xmlns:wpc="http://schemas.microsoft.com/office/word/2010/wordprocessingCanvas" xmlns:cx="http://schemas.microsoft.com/office/drawing/2014/chartex" xmlns:cx1="http://schemas.microsoft.com/office/drawing/2015/9/8/chartex" xmlns:cx2="http://schemas.microsoft.com/office/drawing/2015/10/21/chartex" xmlns:cx3="http://schemas.microsoft.com/office/drawing/2016/5/9/chartex" xmlns:cx4="http://schemas.microsoft.com/office/drawing/2016/5/10/chartex" xmlns:cx5="http://schemas.microsoft.com/office/drawing/2016/5/11/chartex" xmlns:cx6="http://schemas.microsoft.com/office/drawing/2016/5/12/chartex" xmlns:cx7="http://schemas.microsoft.com/office/drawing/2016/5/13/chartex" xmlns:cx8="http://schemas.microsoft.com/office/drawing/2016/5/14/chartex" xmlns:mc="http://schemas.openxmlformats.org/markup-compatibility/2006" xmlns:aink="http://schemas.microsoft.com/office/drawing/2016/ink" xmlns:am3d="http://schemas.microsoft.com/office/drawing/2017/model3d" xmlns:o="urn:schemas-microsoft-com:office:office" xmlns:oel="http://schemas.microsoft.com/office/2019/extlst" xmlns:r="http://schemas.openxmlformats.org/officeDocument/2006/relationships" xmlns:m="http://schemas.openxmlformats.org/officeDocument/2006/math" xmlns:v="urn:schemas-microsoft-com:vml" xmlns:wp14="http://schemas.microsoft.com/office/word/2010/wordprocessingDrawing" xmlns:wp="http://schemas.openxmlformats.org/drawingml/2006/wordprocessingDrawing" xmlns:w10="urn:schemas-microsoft-com:office:word" xmlns:w="http://schemas.openxmlformats.org/wordprocessingml/2006/main" xmlns:w14="http://schemas.microsoft.com/office/word/2010/wordml" xmlns:w15="http://schemas.microsoft.com/office/word/2012/wordml" xmlns:w16cex="http://schemas.microsoft.com/office/word/2018/wordml/cex" xmlns:w16cid="http://schemas.microsoft.com/office/word/2016/wordml/cid" xmlns:w16="http://schemas.microsoft.com/office/word/2018/wordml" xmlns:w16sdtdh="http://schemas.microsoft.com/office/word/2020/wordml/sdtdatahash" xmlns:w16se="http://schemas.microsoft.com/office/word/2015/wordml/symex" xmlns:wpg="http://schemas.microsoft.com/office/word/2010/wordprocessingGroup" xmlns:wpi="http://schemas.microsoft.com/office/word/2010/wordprocessingInk" xmlns:wne="http://schemas.microsoft.com/office/word/2006/wordml" xmlns:wps="http://schemas.microsoft.com/office/word/2010/wordprocessingShape" mc:Ignorable="w14 w15 w16se w16cid w16 w16cex w16sdtdh wp14">
   <w:endnote w:type="separator" w:id="-1">
     <w:p>
       <w:pPr>
@@ -2928,7 +3041,7 @@
 </file>
 
 <file path=word/footer1.xml><?xml version="1.0" encoding="utf-8"?>
-<w:ftr xmlns:wpc="http://schemas.microsoft.com/office/word/2010/wordprocessingCanvas" xmlns:cx="http://schemas.microsoft.com/office/drawing/2014/chartex" xmlns:cx1="http://schemas.microsoft.com/office/drawing/2015/9/8/chartex" xmlns:cx2="http://schemas.microsoft.com/office/drawing/2015/10/21/chartex" xmlns:cx3="http://schemas.microsoft.com/office/drawing/2016/5/9/chartex" xmlns:cx4="http://schemas.microsoft.com/office/drawing/2016/5/10/chartex" xmlns:cx5="http://schemas.microsoft.com/office/drawing/2016/5/11/chartex" xmlns:cx6="http://schemas.microsoft.com/office/drawing/2016/5/12/chartex" xmlns:cx7="http://schemas.microsoft.com/office/drawing/2016/5/13/chartex" xmlns:cx8="http://schemas.microsoft.com/office/drawing/2016/5/14/chartex" xmlns:mc="http://schemas.openxmlformats.org/markup-compatibility/2006" xmlns:aink="http://schemas.microsoft.com/office/drawing/2016/ink" xmlns:am3d="http://schemas.microsoft.com/office/drawing/2017/model3d" xmlns:o="urn:schemas-microsoft-com:office:office" xmlns:oel="http://schemas.microsoft.com/office/2019/extlst" xmlns:r="http://schemas.openxmlformats.org/officeDocument/2006/relationships" xmlns:m="http://schemas.openxmlformats.org/officeDocument/2006/math" xmlns:v="urn:schemas-microsoft-com:vml" xmlns:wp14="http://schemas.microsoft.com/office/word/2010/wordprocessingDrawing" xmlns:wp="http://schemas.openxmlformats.org/drawingml/2006/wordprocessingDrawing" xmlns:w10="urn:schemas-microsoft-com:office:word" xmlns:w="http://schemas.openxmlformats.org/wordprocessingml/2006/main" xmlns:w14="http://schemas.microsoft.com/office/word/2010/wordml" xmlns:w15="http://schemas.microsoft.com/office/word/2012/wordml" xmlns:w16cex="http://schemas.microsoft.com/office/word/2018/wordml/cex" xmlns:w16cid="http://schemas.microsoft.com/office/word/2016/wordml/cid" xmlns:w16="http://schemas.microsoft.com/office/word/2018/wordml" xmlns:w16du="http://schemas.microsoft.com/office/word/2023/wordml/word16du" xmlns:w16sdtdh="http://schemas.microsoft.com/office/word/2020/wordml/sdtdatahash" xmlns:w16sdtfl="http://schemas.microsoft.com/office/word/2024/wordml/sdtformatlock" xmlns:w16se="http://schemas.microsoft.com/office/word/2015/wordml/symex" xmlns:wpg="http://schemas.microsoft.com/office/word/2010/wordprocessingGroup" xmlns:wpi="http://schemas.microsoft.com/office/word/2010/wordprocessingInk" xmlns:wne="http://schemas.microsoft.com/office/word/2006/wordml" xmlns:wps="http://schemas.microsoft.com/office/word/2010/wordprocessingShape" mc:Ignorable="w14 w15 w16se w16cid w16 w16cex w16sdtdh w16sdtfl w16du wp14">
+<w:ftr xmlns:wpc="http://schemas.microsoft.com/office/word/2010/wordprocessingCanvas" xmlns:cx="http://schemas.microsoft.com/office/drawing/2014/chartex" xmlns:cx1="http://schemas.microsoft.com/office/drawing/2015/9/8/chartex" xmlns:cx2="http://schemas.microsoft.com/office/drawing/2015/10/21/chartex" xmlns:cx3="http://schemas.microsoft.com/office/drawing/2016/5/9/chartex" xmlns:cx4="http://schemas.microsoft.com/office/drawing/2016/5/10/chartex" xmlns:cx5="http://schemas.microsoft.com/office/drawing/2016/5/11/chartex" xmlns:cx6="http://schemas.microsoft.com/office/drawing/2016/5/12/chartex" xmlns:cx7="http://schemas.microsoft.com/office/drawing/2016/5/13/chartex" xmlns:cx8="http://schemas.microsoft.com/office/drawing/2016/5/14/chartex" xmlns:mc="http://schemas.openxmlformats.org/markup-compatibility/2006" xmlns:aink="http://schemas.microsoft.com/office/drawing/2016/ink" xmlns:am3d="http://schemas.microsoft.com/office/drawing/2017/model3d" xmlns:o="urn:schemas-microsoft-com:office:office" xmlns:oel="http://schemas.microsoft.com/office/2019/extlst" xmlns:r="http://schemas.openxmlformats.org/officeDocument/2006/relationships" xmlns:m="http://schemas.openxmlformats.org/officeDocument/2006/math" xmlns:v="urn:schemas-microsoft-com:vml" xmlns:wp14="http://schemas.microsoft.com/office/word/2010/wordprocessingDrawing" xmlns:wp="http://schemas.openxmlformats.org/drawingml/2006/wordprocessingDrawing" xmlns:w10="urn:schemas-microsoft-com:office:word" xmlns:w="http://schemas.openxmlformats.org/wordprocessingml/2006/main" xmlns:w14="http://schemas.microsoft.com/office/word/2010/wordml" xmlns:w15="http://schemas.microsoft.com/office/word/2012/wordml" xmlns:w16cex="http://schemas.microsoft.com/office/word/2018/wordml/cex" xmlns:w16cid="http://schemas.microsoft.com/office/word/2016/wordml/cid" xmlns:w16="http://schemas.microsoft.com/office/word/2018/wordml" xmlns:w16sdtdh="http://schemas.microsoft.com/office/word/2020/wordml/sdtdatahash" xmlns:w16se="http://schemas.microsoft.com/office/word/2015/wordml/symex" xmlns:wpg="http://schemas.microsoft.com/office/word/2010/wordprocessingGroup" xmlns:wpi="http://schemas.microsoft.com/office/word/2010/wordprocessingInk" xmlns:wne="http://schemas.microsoft.com/office/word/2006/wordml" xmlns:wps="http://schemas.microsoft.com/office/word/2010/wordprocessingShape" mc:Ignorable="w14 w15 w16se w16cid w16 w16cex w16sdtdh wp14">
   <w:sdt>
     <w:sdtPr>
       <w:rPr>
@@ -3048,7 +3161,7 @@
                 </wp:anchor>
               </w:drawing>
             </mc:Choice>
-            <mc:Fallback>
+            <mc:Fallback xmlns:w16sdtfl="http://schemas.microsoft.com/office/word/2024/wordml/sdtformatlock" xmlns:w16du="http://schemas.microsoft.com/office/word/2023/wordml/word16du">
               <w:pict>
                 <v:rect w14:anchorId="523F16BE" id="Rectangle 58" o:spid="_x0000_s1026" style="position:absolute;margin-left:28.85pt;margin-top:7.7pt;width:558.2pt;height:3.6pt;z-index:-251644928;visibility:visible;mso-wrap-style:square;mso-width-percent:0;mso-height-percent:0;mso-wrap-distance-left:9pt;mso-wrap-distance-top:0;mso-wrap-distance-right:9pt;mso-wrap-distance-bottom:0;mso-position-horizontal:absolute;mso-position-horizontal-relative:page;mso-position-vertical:absolute;mso-position-vertical-relative:text;mso-width-percent:0;mso-height-percent:0;mso-width-relative:page;mso-height-relative:page;v-text-anchor:middle" o:gfxdata="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" fillcolor="#0f243e [1615]" stroked="f" strokeweight="2pt">
                   <w10:wrap type="tight" anchorx="page"/>
@@ -3250,7 +3363,7 @@
 </file>
 
 <file path=word/footnotes.xml><?xml version="1.0" encoding="utf-8"?>
-<w:footnotes xmlns:wpc="http://schemas.microsoft.com/office/word/2010/wordprocessingCanvas" xmlns:cx="http://schemas.microsoft.com/office/drawing/2014/chartex" xmlns:cx1="http://schemas.microsoft.com/office/drawing/2015/9/8/chartex" xmlns:cx2="http://schemas.microsoft.com/office/drawing/2015/10/21/chartex" xmlns:cx3="http://schemas.microsoft.com/office/drawing/2016/5/9/chartex" xmlns:cx4="http://schemas.microsoft.com/office/drawing/2016/5/10/chartex" xmlns:cx5="http://schemas.microsoft.com/office/drawing/2016/5/11/chartex" xmlns:cx6="http://schemas.microsoft.com/office/drawing/2016/5/12/chartex" xmlns:cx7="http://schemas.microsoft.com/office/drawing/2016/5/13/chartex" xmlns:cx8="http://schemas.microsoft.com/office/drawing/2016/5/14/chartex" xmlns:mc="http://schemas.openxmlformats.org/markup-compatibility/2006" xmlns:aink="http://schemas.microsoft.com/office/drawing/2016/ink" xmlns:am3d="http://schemas.microsoft.com/office/drawing/2017/model3d" xmlns:o="urn:schemas-microsoft-com:office:office" xmlns:oel="http://schemas.microsoft.com/office/2019/extlst" xmlns:r="http://schemas.openxmlformats.org/officeDocument/2006/relationships" xmlns:m="http://schemas.openxmlformats.org/officeDocument/2006/math" xmlns:v="urn:schemas-microsoft-com:vml" xmlns:wp14="http://schemas.microsoft.com/office/word/2010/wordprocessingDrawing" xmlns:wp="http://schemas.openxmlformats.org/drawingml/2006/wordprocessingDrawing" xmlns:w10="urn:schemas-microsoft-com:office:word" xmlns:w="http://schemas.openxmlformats.org/wordprocessingml/2006/main" xmlns:w14="http://schemas.microsoft.com/office/word/2010/wordml" xmlns:w15="http://schemas.microsoft.com/office/word/2012/wordml" xmlns:w16cex="http://schemas.microsoft.com/office/word/2018/wordml/cex" xmlns:w16cid="http://schemas.microsoft.com/office/word/2016/wordml/cid" xmlns:w16="http://schemas.microsoft.com/office/word/2018/wordml" xmlns:w16du="http://schemas.microsoft.com/office/word/2023/wordml/word16du" xmlns:w16sdtdh="http://schemas.microsoft.com/office/word/2020/wordml/sdtdatahash" xmlns:w16sdtfl="http://schemas.microsoft.com/office/word/2024/wordml/sdtformatlock" xmlns:w16se="http://schemas.microsoft.com/office/word/2015/wordml/symex" xmlns:wpg="http://schemas.microsoft.com/office/word/2010/wordprocessingGroup" xmlns:wpi="http://schemas.microsoft.com/office/word/2010/wordprocessingInk" xmlns:wne="http://schemas.microsoft.com/office/word/2006/wordml" xmlns:wps="http://schemas.microsoft.com/office/word/2010/wordprocessingShape" mc:Ignorable="w14 w15 w16se w16cid w16 w16cex w16sdtdh w16sdtfl w16du wp14">
+<w:footnotes xmlns:wpc="http://schemas.microsoft.com/office/word/2010/wordprocessingCanvas" xmlns:cx="http://schemas.microsoft.com/office/drawing/2014/chartex" xmlns:cx1="http://schemas.microsoft.com/office/drawing/2015/9/8/chartex" xmlns:cx2="http://schemas.microsoft.com/office/drawing/2015/10/21/chartex" xmlns:cx3="http://schemas.microsoft.com/office/drawing/2016/5/9/chartex" xmlns:cx4="http://schemas.microsoft.com/office/drawing/2016/5/10/chartex" xmlns:cx5="http://schemas.microsoft.com/office/drawing/2016/5/11/chartex" xmlns:cx6="http://schemas.microsoft.com/office/drawing/2016/5/12/chartex" xmlns:cx7="http://schemas.microsoft.com/office/drawing/2016/5/13/chartex" xmlns:cx8="http://schemas.microsoft.com/office/drawing/2016/5/14/chartex" xmlns:mc="http://schemas.openxmlformats.org/markup-compatibility/2006" xmlns:aink="http://schemas.microsoft.com/office/drawing/2016/ink" xmlns:am3d="http://schemas.microsoft.com/office/drawing/2017/model3d" xmlns:o="urn:schemas-microsoft-com:office:office" xmlns:oel="http://schemas.microsoft.com/office/2019/extlst" xmlns:r="http://schemas.openxmlformats.org/officeDocument/2006/relationships" xmlns:m="http://schemas.openxmlformats.org/officeDocument/2006/math" xmlns:v="urn:schemas-microsoft-com:vml" xmlns:wp14="http://schemas.microsoft.com/office/word/2010/wordprocessingDrawing" xmlns:wp="http://schemas.openxmlformats.org/drawingml/2006/wordprocessingDrawing" xmlns:w10="urn:schemas-microsoft-com:office:word" xmlns:w="http://schemas.openxmlformats.org/wordprocessingml/2006/main" xmlns:w14="http://schemas.microsoft.com/office/word/2010/wordml" xmlns:w15="http://schemas.microsoft.com/office/word/2012/wordml" xmlns:w16cex="http://schemas.microsoft.com/office/word/2018/wordml/cex" xmlns:w16cid="http://schemas.microsoft.com/office/word/2016/wordml/cid" xmlns:w16="http://schemas.microsoft.com/office/word/2018/wordml" xmlns:w16sdtdh="http://schemas.microsoft.com/office/word/2020/wordml/sdtdatahash" xmlns:w16se="http://schemas.microsoft.com/office/word/2015/wordml/symex" xmlns:wpg="http://schemas.microsoft.com/office/word/2010/wordprocessingGroup" xmlns:wpi="http://schemas.microsoft.com/office/word/2010/wordprocessingInk" xmlns:wne="http://schemas.microsoft.com/office/word/2006/wordml" xmlns:wps="http://schemas.microsoft.com/office/word/2010/wordprocessingShape" mc:Ignorable="w14 w15 w16se w16cid w16 w16cex w16sdtdh wp14">
   <w:footnote w:type="separator" w:id="-1">
     <w:p>
       <w:pPr>
@@ -3275,7 +3388,7 @@
 </file>
 
 <file path=word/header1.xml><?xml version="1.0" encoding="utf-8"?>
-<w:hdr xmlns:wpc="http://schemas.microsoft.com/office/word/2010/wordprocessingCanvas" xmlns:cx="http://schemas.microsoft.com/office/drawing/2014/chartex" xmlns:cx1="http://schemas.microsoft.com/office/drawing/2015/9/8/chartex" xmlns:cx2="http://schemas.microsoft.com/office/drawing/2015/10/21/chartex" xmlns:cx3="http://schemas.microsoft.com/office/drawing/2016/5/9/chartex" xmlns:cx4="http://schemas.microsoft.com/office/drawing/2016/5/10/chartex" xmlns:cx5="http://schemas.microsoft.com/office/drawing/2016/5/11/chartex" xmlns:cx6="http://schemas.microsoft.com/office/drawing/2016/5/12/chartex" xmlns:cx7="http://schemas.microsoft.com/office/drawing/2016/5/13/chartex" xmlns:cx8="http://schemas.microsoft.com/office/drawing/2016/5/14/chartex" xmlns:mc="http://schemas.openxmlformats.org/markup-compatibility/2006" xmlns:aink="http://schemas.microsoft.com/office/drawing/2016/ink" xmlns:am3d="http://schemas.microsoft.com/office/drawing/2017/model3d" xmlns:o="urn:schemas-microsoft-com:office:office" xmlns:oel="http://schemas.microsoft.com/office/2019/extlst" xmlns:r="http://schemas.openxmlformats.org/officeDocument/2006/relationships" xmlns:m="http://schemas.openxmlformats.org/officeDocument/2006/math" xmlns:v="urn:schemas-microsoft-com:vml" xmlns:wp14="http://schemas.microsoft.com/office/word/2010/wordprocessingDrawing" xmlns:wp="http://schemas.openxmlformats.org/drawingml/2006/wordprocessingDrawing" xmlns:w10="urn:schemas-microsoft-com:office:word" xmlns:w="http://schemas.openxmlformats.org/wordprocessingml/2006/main" xmlns:w14="http://schemas.microsoft.com/office/word/2010/wordml" xmlns:w15="http://schemas.microsoft.com/office/word/2012/wordml" xmlns:w16cex="http://schemas.microsoft.com/office/word/2018/wordml/cex" xmlns:w16cid="http://schemas.microsoft.com/office/word/2016/wordml/cid" xmlns:w16="http://schemas.microsoft.com/office/word/2018/wordml" xmlns:w16du="http://schemas.microsoft.com/office/word/2023/wordml/word16du" xmlns:w16sdtdh="http://schemas.microsoft.com/office/word/2020/wordml/sdtdatahash" xmlns:w16sdtfl="http://schemas.microsoft.com/office/word/2024/wordml/sdtformatlock" xmlns:w16se="http://schemas.microsoft.com/office/word/2015/wordml/symex" xmlns:wpg="http://schemas.microsoft.com/office/word/2010/wordprocessingGroup" xmlns:wpi="http://schemas.microsoft.com/office/word/2010/wordprocessingInk" xmlns:wne="http://schemas.microsoft.com/office/word/2006/wordml" xmlns:wps="http://schemas.microsoft.com/office/word/2010/wordprocessingShape" mc:Ignorable="w14 w15 w16se w16cid w16 w16cex w16sdtdh w16sdtfl w16du wp14">
+<w:hdr xmlns:wpc="http://schemas.microsoft.com/office/word/2010/wordprocessingCanvas" xmlns:cx="http://schemas.microsoft.com/office/drawing/2014/chartex" xmlns:cx1="http://schemas.microsoft.com/office/drawing/2015/9/8/chartex" xmlns:cx2="http://schemas.microsoft.com/office/drawing/2015/10/21/chartex" xmlns:cx3="http://schemas.microsoft.com/office/drawing/2016/5/9/chartex" xmlns:cx4="http://schemas.microsoft.com/office/drawing/2016/5/10/chartex" xmlns:cx5="http://schemas.microsoft.com/office/drawing/2016/5/11/chartex" xmlns:cx6="http://schemas.microsoft.com/office/drawing/2016/5/12/chartex" xmlns:cx7="http://schemas.microsoft.com/office/drawing/2016/5/13/chartex" xmlns:cx8="http://schemas.microsoft.com/office/drawing/2016/5/14/chartex" xmlns:mc="http://schemas.openxmlformats.org/markup-compatibility/2006" xmlns:aink="http://schemas.microsoft.com/office/drawing/2016/ink" xmlns:am3d="http://schemas.microsoft.com/office/drawing/2017/model3d" xmlns:o="urn:schemas-microsoft-com:office:office" xmlns:oel="http://schemas.microsoft.com/office/2019/extlst" xmlns:r="http://schemas.openxmlformats.org/officeDocument/2006/relationships" xmlns:m="http://schemas.openxmlformats.org/officeDocument/2006/math" xmlns:v="urn:schemas-microsoft-com:vml" xmlns:wp14="http://schemas.microsoft.com/office/word/2010/wordprocessingDrawing" xmlns:wp="http://schemas.openxmlformats.org/drawingml/2006/wordprocessingDrawing" xmlns:w10="urn:schemas-microsoft-com:office:word" xmlns:w="http://schemas.openxmlformats.org/wordprocessingml/2006/main" xmlns:w14="http://schemas.microsoft.com/office/word/2010/wordml" xmlns:w15="http://schemas.microsoft.com/office/word/2012/wordml" xmlns:w16cex="http://schemas.microsoft.com/office/word/2018/wordml/cex" xmlns:w16cid="http://schemas.microsoft.com/office/word/2016/wordml/cid" xmlns:w16="http://schemas.microsoft.com/office/word/2018/wordml" xmlns:w16sdtdh="http://schemas.microsoft.com/office/word/2020/wordml/sdtdatahash" xmlns:w16se="http://schemas.microsoft.com/office/word/2015/wordml/symex" xmlns:wpg="http://schemas.microsoft.com/office/word/2010/wordprocessingGroup" xmlns:wpi="http://schemas.microsoft.com/office/word/2010/wordprocessingInk" xmlns:wne="http://schemas.microsoft.com/office/word/2006/wordml" xmlns:wps="http://schemas.microsoft.com/office/word/2010/wordprocessingShape" mc:Ignorable="w14 w15 w16se w16cid w16 w16cex w16sdtdh wp14">
   <w:p>
     <w:pPr>
       <w:pStyle w:val="Header"/>
@@ -3439,7 +3552,7 @@
             </wp:anchor>
           </w:drawing>
         </mc:Choice>
-        <mc:Fallback>
+        <mc:Fallback xmlns:w16sdtfl="http://schemas.microsoft.com/office/word/2024/wordml/sdtformatlock" xmlns:w16du="http://schemas.microsoft.com/office/word/2023/wordml/word16du">
           <w:pict>
             <v:rect w14:anchorId="4AD48C64" id="Rectangle 25" o:spid="_x0000_s1026" style="position:absolute;margin-left:-13.3pt;margin-top:37.65pt;width:558.2pt;height:3.6pt;z-index:-251646976;visibility:visible;mso-wrap-style:square;mso-width-percent:0;mso-height-percent:0;mso-wrap-distance-left:9pt;mso-wrap-distance-top:7.2pt;mso-wrap-distance-right:9pt;mso-wrap-distance-bottom:7.2pt;mso-position-horizontal:absolute;mso-position-horizontal-relative:margin;mso-position-vertical:absolute;mso-position-vertical-relative:top-margin-area;mso-width-percent:0;mso-height-percent:0;mso-width-relative:margin;mso-height-relative:margin;v-text-anchor:middle" o:gfxdata="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" fillcolor="#0f243e [1615]" stroked="f" strokeweight="2pt">
               <w10:wrap type="square" anchorx="margin" anchory="margin"/>
@@ -3485,7 +3598,7 @@
 </file>
 
 <file path=word/numbering.xml><?xml version="1.0" encoding="utf-8"?>
-<w:numbering xmlns:wpc="http://schemas.microsoft.com/office/word/2010/wordprocessingCanvas" xmlns:cx="http://schemas.microsoft.com/office/drawing/2014/chartex" xmlns:cx1="http://schemas.microsoft.com/office/drawing/2015/9/8/chartex" xmlns:cx2="http://schemas.microsoft.com/office/drawing/2015/10/21/chartex" xmlns:cx3="http://schemas.microsoft.com/office/drawing/2016/5/9/chartex" xmlns:cx4="http://schemas.microsoft.com/office/drawing/2016/5/10/chartex" xmlns:cx5="http://schemas.microsoft.com/office/drawing/2016/5/11/chartex" xmlns:cx6="http://schemas.microsoft.com/office/drawing/2016/5/12/chartex" xmlns:cx7="http://schemas.microsoft.com/office/drawing/2016/5/13/chartex" xmlns:cx8="http://schemas.microsoft.com/office/drawing/2016/5/14/chartex" xmlns:mc="http://schemas.openxmlformats.org/markup-compatibility/2006" xmlns:aink="http://schemas.microsoft.com/office/drawing/2016/ink" xmlns:am3d="http://schemas.microsoft.com/office/drawing/2017/model3d" xmlns:o="urn:schemas-microsoft-com:office:office" xmlns:oel="http://schemas.microsoft.com/office/2019/extlst" xmlns:r="http://schemas.openxmlformats.org/officeDocument/2006/relationships" xmlns:m="http://schemas.openxmlformats.org/officeDocument/2006/math" xmlns:v="urn:schemas-microsoft-com:vml" xmlns:wp14="http://schemas.microsoft.com/office/word/2010/wordprocessingDrawing" xmlns:wp="http://schemas.openxmlformats.org/drawingml/2006/wordprocessingDrawing" xmlns:w10="urn:schemas-microsoft-com:office:word" xmlns:w="http://schemas.openxmlformats.org/wordprocessingml/2006/main" xmlns:w14="http://schemas.microsoft.com/office/word/2010/wordml" xmlns:w15="http://schemas.microsoft.com/office/word/2012/wordml" xmlns:w16cex="http://schemas.microsoft.com/office/word/2018/wordml/cex" xmlns:w16cid="http://schemas.microsoft.com/office/word/2016/wordml/cid" xmlns:w16="http://schemas.microsoft.com/office/word/2018/wordml" xmlns:w16du="http://schemas.microsoft.com/office/word/2023/wordml/word16du" xmlns:w16sdtdh="http://schemas.microsoft.com/office/word/2020/wordml/sdtdatahash" xmlns:w16sdtfl="http://schemas.microsoft.com/office/word/2024/wordml/sdtformatlock" xmlns:w16se="http://schemas.microsoft.com/office/word/2015/wordml/symex" xmlns:wpg="http://schemas.microsoft.com/office/word/2010/wordprocessingGroup" xmlns:wpi="http://schemas.microsoft.com/office/word/2010/wordprocessingInk" xmlns:wne="http://schemas.microsoft.com/office/word/2006/wordml" xmlns:wps="http://schemas.microsoft.com/office/word/2010/wordprocessingShape" mc:Ignorable="w14 w15 w16se w16cid w16 w16cex w16sdtdh w16sdtfl w16du wp14">
+<w:numbering xmlns:wpc="http://schemas.microsoft.com/office/word/2010/wordprocessingCanvas" xmlns:cx="http://schemas.microsoft.com/office/drawing/2014/chartex" xmlns:cx1="http://schemas.microsoft.com/office/drawing/2015/9/8/chartex" xmlns:cx2="http://schemas.microsoft.com/office/drawing/2015/10/21/chartex" xmlns:cx3="http://schemas.microsoft.com/office/drawing/2016/5/9/chartex" xmlns:cx4="http://schemas.microsoft.com/office/drawing/2016/5/10/chartex" xmlns:cx5="http://schemas.microsoft.com/office/drawing/2016/5/11/chartex" xmlns:cx6="http://schemas.microsoft.com/office/drawing/2016/5/12/chartex" xmlns:cx7="http://schemas.microsoft.com/office/drawing/2016/5/13/chartex" xmlns:cx8="http://schemas.microsoft.com/office/drawing/2016/5/14/chartex" xmlns:mc="http://schemas.openxmlformats.org/markup-compatibility/2006" xmlns:aink="http://schemas.microsoft.com/office/drawing/2016/ink" xmlns:am3d="http://schemas.microsoft.com/office/drawing/2017/model3d" xmlns:o="urn:schemas-microsoft-com:office:office" xmlns:oel="http://schemas.microsoft.com/office/2019/extlst" xmlns:r="http://schemas.openxmlformats.org/officeDocument/2006/relationships" xmlns:m="http://schemas.openxmlformats.org/officeDocument/2006/math" xmlns:v="urn:schemas-microsoft-com:vml" xmlns:wp14="http://schemas.microsoft.com/office/word/2010/wordprocessingDrawing" xmlns:wp="http://schemas.openxmlformats.org/drawingml/2006/wordprocessingDrawing" xmlns:w10="urn:schemas-microsoft-com:office:word" xmlns:w="http://schemas.openxmlformats.org/wordprocessingml/2006/main" xmlns:w14="http://schemas.microsoft.com/office/word/2010/wordml" xmlns:w15="http://schemas.microsoft.com/office/word/2012/wordml" xmlns:w16cex="http://schemas.microsoft.com/office/word/2018/wordml/cex" xmlns:w16cid="http://schemas.microsoft.com/office/word/2016/wordml/cid" xmlns:w16="http://schemas.microsoft.com/office/word/2018/wordml" xmlns:w16sdtdh="http://schemas.microsoft.com/office/word/2020/wordml/sdtdatahash" xmlns:w16se="http://schemas.microsoft.com/office/word/2015/wordml/symex" xmlns:wpg="http://schemas.microsoft.com/office/word/2010/wordprocessingGroup" xmlns:wpi="http://schemas.microsoft.com/office/word/2010/wordprocessingInk" xmlns:wne="http://schemas.microsoft.com/office/word/2006/wordml" xmlns:wps="http://schemas.microsoft.com/office/word/2010/wordprocessingShape" mc:Ignorable="w14 w15 w16se w16cid w16 w16cex w16sdtdh wp14">
   <w:abstractNum w:abstractNumId="0" w15:restartNumberingAfterBreak="0">
     <w:nsid w:val="0032240E"/>
     <w:multiLevelType w:val="hybridMultilevel"/>
@@ -7215,7 +7328,7 @@
 </file>
 
 <file path=word/styles.xml><?xml version="1.0" encoding="utf-8"?>
-<w:styles xmlns:mc="http://schemas.openxmlformats.org/markup-compatibility/2006" xmlns:r="http://schemas.openxmlformats.org/officeDocument/2006/relationships" xmlns:w="http://schemas.openxmlformats.org/wordprocessingml/2006/main" xmlns:w14="http://schemas.microsoft.com/office/word/2010/wordml" xmlns:w15="http://schemas.microsoft.com/office/word/2012/wordml" xmlns:w16cex="http://schemas.microsoft.com/office/word/2018/wordml/cex" xmlns:w16cid="http://schemas.microsoft.com/office/word/2016/wordml/cid" xmlns:w16="http://schemas.microsoft.com/office/word/2018/wordml" xmlns:w16du="http://schemas.microsoft.com/office/word/2023/wordml/word16du" xmlns:w16sdtdh="http://schemas.microsoft.com/office/word/2020/wordml/sdtdatahash" xmlns:w16sdtfl="http://schemas.microsoft.com/office/word/2024/wordml/sdtformatlock" xmlns:w16se="http://schemas.microsoft.com/office/word/2015/wordml/symex" mc:Ignorable="w14 w15 w16se w16cid w16 w16cex w16sdtdh w16sdtfl w16du">
+<w:styles xmlns:mc="http://schemas.openxmlformats.org/markup-compatibility/2006" xmlns:r="http://schemas.openxmlformats.org/officeDocument/2006/relationships" xmlns:w="http://schemas.openxmlformats.org/wordprocessingml/2006/main" xmlns:w14="http://schemas.microsoft.com/office/word/2010/wordml" xmlns:w15="http://schemas.microsoft.com/office/word/2012/wordml" xmlns:w16cex="http://schemas.microsoft.com/office/word/2018/wordml/cex" xmlns:w16cid="http://schemas.microsoft.com/office/word/2016/wordml/cid" xmlns:w16="http://schemas.microsoft.com/office/word/2018/wordml" xmlns:w16sdtdh="http://schemas.microsoft.com/office/word/2020/wordml/sdtdatahash" xmlns:w16se="http://schemas.microsoft.com/office/word/2015/wordml/symex" mc:Ignorable="w14 w15 w16se w16cid w16 w16cex w16sdtdh">
   <w:docDefaults>
     <w:rPrDefault>
       <w:rPr>
